--- a/outputs/research/manuscript/docx/cover_letter_nature_energy.docx
+++ b/outputs/research/manuscript/docx/cover_letter_nature_energy.docx
@@ -73,7 +73,7 @@
         <w:pStyle w:val="BodyText"/>
       </w:pPr>
       <w:r>
-        <w:t xml:space="preserve">Three findings should interest the journal’s readership. First, for the same computing work, coordinated operation lowers the incremental system cost of the AI load by 14–29% relative to rigid full-speed operation, and almost all of that comes from efficient modes without any shifting; a bill-minimising firm captures this part under any tariff. Second, the value that remains for shifting is small, 0.1–4.4% of incremental cost when a province is islanded and below 0.4% with interprovincial exchange, and it matters mainly where capacity is scarce, where it avoids gigawatts of gas turbines. Third, current time-of-use tariff shapes give shifting a negative value in two of the three provinces because their valleys miss the hours in which the system has slack, an event-based commitment contract does not repair this and is exposed to baseline manipulation, whereas an hourly price shaped like the system’s marginal cost recovers most of the shifting value. The practical implication is that the near-term prize is efficient operation, which needs no new market instrument, while shifting needs prices with the right shape rather than contracts layered on today’s tariffs.</w:t>
+        <w:t xml:space="preserve">Three findings should interest the journal’s readership. First, for the same computing work, coordinated operation lowers the incremental system cost of the AI load by 14–29% relative to rigid full-speed operation, and almost all of that comes from efficient modes without any shifting; a bill-minimising firm captures this part under both tariff shapes modelled (the official time-of-use tariff and a marginal-cost-shaped price). Second, the value that remains for shifting is small, 0.1–4.4% of incremental cost when a province is islanded and below 0.4% with interprovincial exchange, and it matters mainly where capacity is scarce, where it avoids gigawatts of gas turbines. Third, current time-of-use tariff shapes give shifting a negative value in most modelled settings across all three provinces because their valleys miss the hours in which the system has slack, an event-based commitment contract does not repair this and is exposed to baseline manipulation, whereas an hourly price shaped like the system’s marginal cost keeps total system cost within 2.6% of the coordinated optimum and recovers shifting value in all but one modelled setting. The practical implication is that the near-term prize is efficient operation, which needs no new market instrument, while shifting needs prices with the right shape rather than contracts layered on today’s tariffs.</w:t>
       </w:r>
     </w:p>
     <w:p>

--- a/outputs/research/manuscript/docx/cover_letter_nature_energy.docx
+++ b/outputs/research/manuscript/docx/cover_letter_nature_energy.docx
@@ -154,7 +154,7 @@
         <w:t xml:space="preserve"> </w:t>
       </w:r>
       <w:r>
-        <w:t xml:space="preserve">[Affiliation]</w:t>
+        <w:t xml:space="preserve">Spatial Computing (Fujian) Technology Co., Ltd., Fuzhou, Fujian, China</w:t>
       </w:r>
     </w:p>
     <w:bookmarkEnd w:id="9"/>

--- a/outputs/research/manuscript/docx/cover_letter_nature_energy.docx
+++ b/outputs/research/manuscript/docx/cover_letter_nature_energy.docx
@@ -119,7 +119,7 @@
         <w:pStyle w:val="BodyText"/>
       </w:pPr>
       <w:r>
-        <w:t xml:space="preserve">All data are public and are listed with sources, versions, checksums and licences in the Supplementary Information; the code and verification records are available in a repository that will be made public and archived with a DOI on publication. The manuscript states the evidence basis and limitations of every input, in particular that hourly provincial load shapes are reconstructions checked against published peaks and that the islanded case is a bounding assumption. The work is not under consideration elsewhere, and the authors declare no competing interests. Should the editors consider the manuscript better suited to</w:t>
+        <w:t xml:space="preserve">All data are public and are listed with sources, versions, checksums and licences in the Supplementary Information; the code and verification records are public on GitHub and archived on Zenodo (https://doi.org/10.5281/zenodo.22803801). The manuscript states the evidence basis and limitations of every input, in particular that hourly provincial load shapes are reconstructions checked against published peaks and that the islanded case is a bounding assumption. The work is not under consideration elsewhere, and the authors declare no competing interests. Should the editors consider the manuscript better suited to</w:t>
       </w:r>
       <w:r>
         <w:t xml:space="preserve"> </w:t>

--- a/outputs/research/manuscript/docx/cover_letter_nature_energy.docx
+++ b/outputs/research/manuscript/docx/cover_letter_nature_energy.docx
@@ -119,7 +119,7 @@
         <w:pStyle w:val="BodyText"/>
       </w:pPr>
       <w:r>
-        <w:t xml:space="preserve">All data are public and are listed with sources, versions, checksums and licences in the Supplementary Information; the code and verification records are public on GitHub and archived on Zenodo (https://doi.org/10.5281/zenodo.22803801). The manuscript states the evidence basis and limitations of every input, in particular that hourly provincial load shapes are reconstructions checked against published peaks and that the islanded case is a bounding assumption. The work is not under consideration elsewhere, and the authors declare no competing interests. Should the editors consider the manuscript better suited to</w:t>
+        <w:t xml:space="preserve">All data are public and are listed with sources, versions, checksums and licences in the Supplementary Information; the code and verification records are public on GitHub and archived on Zenodo (https://doi.org/10.5281/zenodo.22803801). The manuscript states the evidence basis and limitations of every input, in particular that hourly provincial load shapes are reconstructions checked against published peaks and that the islanded case is a bounding assumption. The work is not under consideration elsewhere. A companion article in Chinese, which shares the model and data with this manuscript and focuses on time-of-use tariff design for Chinese provincial markets, is being prepared for a Chinese-language journal; it cites this manuscript, and we will inform the editors of its status. The authors declare no competing interests. Should the editors consider the manuscript better suited to</w:t>
       </w:r>
       <w:r>
         <w:t xml:space="preserve"> </w:t>
@@ -148,13 +148,7 @@
         <w:pStyle w:val="BodyText"/>
       </w:pPr>
       <w:r>
-        <w:t xml:space="preserve">William Wei (corresponding author, weihong_william@icloud.com) and Lanlan Liu</w:t>
-      </w:r>
-      <w:r>
-        <w:t xml:space="preserve"> </w:t>
-      </w:r>
-      <w:r>
-        <w:t xml:space="preserve">Spatial Computing (Fujian) Technology Co., Ltd., Fuzhou, Fujian, China</w:t>
+        <w:t xml:space="preserve">William Wei (corresponding author, qkfp0742@leeds.ac.uk; School of Computing, University of Leeds, and Spatial Computing (Fujian) Technology Co., Ltd.) and Lanlan Liu (School of Public Administration, Fujian Normal University, and Spatial Computing (Fujian) Technology Co., Ltd.)</w:t>
       </w:r>
     </w:p>
     <w:bookmarkEnd w:id="9"/>

--- a/outputs/research/manuscript/docx/cover_letter_nature_energy.docx
+++ b/outputs/research/manuscript/docx/cover_letter_nature_energy.docx
@@ -148,7 +148,7 @@
         <w:pStyle w:val="BodyText"/>
       </w:pPr>
       <w:r>
-        <w:t xml:space="preserve">William Wei (corresponding author, qkfp0742@leeds.ac.uk; School of Computing, University of Leeds, and Spatial Computing (Fujian) Technology Co., Ltd.) and Lanlan Liu (School of Public Administration, Fujian Normal University, and Spatial Computing (Fujian) Technology Co., Ltd.)</w:t>
+        <w:t xml:space="preserve">William Wei (corresponding author, qkfp0742@leeds.ac.uk; School of Computer Science, Faculty of Engineering and Physical Sciences, University of Leeds, and Spatial Computing (Fujian) Technology Co., Ltd.) and Lanlan Liu (School of Public Administration, Fujian Normal University)</w:t>
       </w:r>
     </w:p>
     <w:bookmarkEnd w:id="9"/>

--- a/outputs/research/manuscript/docx/cover_letter_nature_energy.docx
+++ b/outputs/research/manuscript/docx/cover_letter_nature_energy.docx
@@ -119,7 +119,7 @@
         <w:pStyle w:val="BodyText"/>
       </w:pPr>
       <w:r>
-        <w:t xml:space="preserve">All data are public and are listed with sources, versions, checksums and licences in the Supplementary Information; the code and verification records are public on GitHub and archived on Zenodo (https://doi.org/10.5281/zenodo.22803801). The manuscript states the evidence basis and limitations of every input, in particular that hourly provincial load shapes are reconstructions checked against published peaks and that the islanded case is a bounding assumption. The work is not under consideration elsewhere. A companion article in Chinese, which shares the model and data with this manuscript and focuses on time-of-use tariff design for Chinese provincial markets, is being prepared for a Chinese-language journal; it cites this manuscript, and we will inform the editors of its status. The authors declare no competing interests. Should the editors consider the manuscript better suited to</w:t>
+        <w:t xml:space="preserve">All data are public and are listed with sources, versions, checksums and licences in the Supplementary Information; the code and verification records are public on GitHub and archived on Zenodo (https://doi.org/10.5281/zenodo.22804057). The manuscript states the evidence basis and limitations of every input, in particular that hourly provincial load shapes are reconstructions checked against published peaks and that the islanded case is a bounding assumption. The work is not under consideration elsewhere. A companion article in Chinese, which shares the model and data with this manuscript and focuses on time-of-use tariff design for Chinese provincial markets, is being prepared for a Chinese-language journal; it cites this manuscript, and we will inform the editors of its status. The authors declare no competing interests. Should the editors consider the manuscript better suited to</w:t>
       </w:r>
       <w:r>
         <w:t xml:space="preserve"> </w:t>

--- a/outputs/research/manuscript/docx/cover_letter_nature_energy.docx
+++ b/outputs/research/manuscript/docx/cover_letter_nature_energy.docx
@@ -16,7 +16,7 @@
         <w:pStyle w:val="FirstParagraph"/>
       </w:pPr>
       <w:r>
-        <w:t xml:space="preserve">[Date]</w:t>
+        <w:t xml:space="preserve">17 September 2026</w:t>
       </w:r>
     </w:p>
     <w:p>
@@ -119,7 +119,7 @@
         <w:pStyle w:val="BodyText"/>
       </w:pPr>
       <w:r>
-        <w:t xml:space="preserve">All data are public and are listed with sources, versions, checksums and licences in the Supplementary Information; the code and verification records are public on GitHub and archived on Zenodo (https://doi.org/10.5281/zenodo.22804057). The manuscript states the evidence basis and limitations of every input, in particular that hourly provincial load shapes are reconstructions checked against published peaks and that the islanded case is a bounding assumption. The work is not under consideration elsewhere. A companion article in Chinese, which shares the model and data with this manuscript and focuses on time-of-use tariff design for Chinese provincial markets, is being prepared for a Chinese-language journal; it cites this manuscript, and we will inform the editors of its status. The authors declare no competing interests. Should the editors consider the manuscript better suited to</w:t>
+        <w:t xml:space="preserve">All data are public and are listed with sources, versions, checksums and licences in the Supplementary Information; the code and verification records are public on GitHub and archived on Zenodo (https://doi.org/10.5281/zenodo.22803800, release v1.0.3). The manuscript states the evidence basis and limitations of every input, in particular that hourly provincial load shapes are reconstructions checked against published peaks and that the islanded case is a bounding assumption. The work is not under consideration elsewhere. A companion article in Chinese, which shares the model and data with this manuscript and focuses on time-of-use tariff design for Chinese provincial markets, is being prepared for a Chinese-language journal; it cites this manuscript, and we will inform the editors of its status. The authors declare no competing interests. Should the editors consider the manuscript better suited to</w:t>
       </w:r>
       <w:r>
         <w:t xml:space="preserve"> </w:t>

--- a/outputs/research/manuscript/docx/cover_letter_nature_energy.docx
+++ b/outputs/research/manuscript/docx/cover_letter_nature_energy.docx
@@ -73,7 +73,7 @@
         <w:pStyle w:val="BodyText"/>
       </w:pPr>
       <w:r>
-        <w:t xml:space="preserve">Three findings should interest the journal’s readership. First, for the same computing work, coordinated operation lowers the incremental system cost of the AI load by 14–29% relative to rigid full-speed operation, and almost all of that comes from efficient modes without any shifting; a bill-minimising firm captures this part under both tariff shapes modelled (the official time-of-use tariff and a marginal-cost-shaped price). Second, the value that remains for shifting is small, 0.1–4.4% of incremental cost when a province is islanded and below 0.4% with interprovincial exchange, and it matters mainly where capacity is scarce, where it avoids gigawatts of gas turbines. Third, current time-of-use tariff shapes give shifting a negative value in most modelled settings across all three provinces because their valleys miss the hours in which the system has slack, an event-based commitment contract does not repair this and is exposed to baseline manipulation, whereas an hourly price shaped like the system’s marginal cost keeps total system cost within 2.6% of the coordinated optimum and recovers shifting value in all but one modelled setting. The practical implication is that the near-term prize is efficient operation, which needs no new market instrument, while shifting needs prices with the right shape rather than contracts layered on today’s tariffs.</w:t>
+        <w:t xml:space="preserve">Three findings should interest the journal’s readership. First, for the same computing work, coordinated operation lowers the incremental system cost of the AI load by 13.6–28.5% relative to rigid full-speed operation, and almost all of that comes from efficient modes without any shifting; a bill-minimising firm captures this part under both tariff shapes modelled (the official time-of-use tariff and a marginal-cost-shaped price). Second, the value that remains for shifting is small, 0.1–4.4% of incremental cost when a province is islanded and below 0.4% with interprovincial exchange, and it matters mainly where capacity is scarce, where it avoids gigawatts of gas turbines. Third, current time-of-use tariff shapes give shifting a negative value in 14 of the 18 modelled islanded settings because their valleys miss the hours in which the system has slack, an event-based commitment contract does not repair this and is exposed to baseline manipulation, whereas an hourly price shaped like the system’s marginal cost keeps total system cost within 2.6% of the coordinated optimum and recovers shifting value in all but one modelled setting. The practical implication is that the near-term prize is efficient operation, which needs no new market instrument, while shifting needs prices with the right shape rather than contracts layered on today’s tariffs.</w:t>
       </w:r>
     </w:p>
     <w:p>

--- a/outputs/research/manuscript/docx/cover_letter_nature_energy.docx
+++ b/outputs/research/manuscript/docx/cover_letter_nature_energy.docx
@@ -119,7 +119,7 @@
         <w:pStyle w:val="BodyText"/>
       </w:pPr>
       <w:r>
-        <w:t xml:space="preserve">All data are public and are listed with sources, versions, checksums and licences in the Supplementary Information; the code and verification records are public on GitHub and archived on Zenodo (https://doi.org/10.5281/zenodo.22803800, release v1.0.3). The manuscript states the evidence basis and limitations of every input, in particular that hourly provincial load shapes are reconstructions checked against published peaks and that the islanded case is a bounding assumption. The work is not under consideration elsewhere. A companion article in Chinese, which shares the model and data with this manuscript and focuses on time-of-use tariff design for Chinese provincial markets, is being prepared for a Chinese-language journal; it cites this manuscript, and we will inform the editors of its status. The authors declare no competing interests. Should the editors consider the manuscript better suited to</w:t>
+        <w:t xml:space="preserve">All data are public and are listed with sources, versions, checksums and licences in the Supplementary Information; the code and verification records are public on GitHub and archived on Zenodo (https://doi.org/10.5281/zenodo.22803800, release v1.0.3). The manuscript states the evidence basis and limitations of every input, in particular that hourly provincial load shapes are reconstructions checked against published peaks and that the islanded case is a bounding assumption. The work is not under consideration elsewhere, and we have not had prior discussions with a Nature Energy editor about it. The manuscript text is included in the public repository together with the code, which we note in line with the journal’s preprint policy. A companion article in Chinese, which shares the model and data with this manuscript and focuses on time-of-use tariff design for Chinese provincial markets, is being prepared for a Chinese-language journal; it cites this manuscript, and we will inform the editors of its status. The authors declare no competing interests. Should the editors consider the manuscript better suited to</w:t>
       </w:r>
       <w:r>
         <w:t xml:space="preserve"> </w:t>
